--- a/assets/docx/job-83_cover.docx
+++ b/assets/docx/job-83_cover.docx
@@ -64,37 +64,37 @@
     <w:p/>
     <w:p>
       <w:r>
-        <w:t>The heart of your posting is phD medicinal chemistry/chemical biology or related;</w:t>
+        <w:t>The heart of your posting is phD medicinal chemistry/chemical biology or related. That is</w:t>
       </w:r>
     </w:p>
     <w:p>
       <w:r>
-        <w:t>multi-step organic synthesis.... That is close to work I have actually done: making up</w:t>
+        <w:t>close to work I have actually done: making up buffers and reagents, titration and pH work</w:t>
       </w:r>
     </w:p>
     <w:p>
       <w:r>
-        <w:t>buffers and reagents, titration and pH work at the bench, electronic records and clean</w:t>
+        <w:t>at the bench, electronic records and clean data entry, with summaries the team could</w:t>
       </w:r>
     </w:p>
     <w:p>
       <w:r>
-        <w:t>data entry, with summaries the team could actually use. I am comfortable being the person</w:t>
+        <w:t>actually use. I am comfortable being the person who keeps a bench tidy, a record complete</w:t>
       </w:r>
     </w:p>
     <w:p>
       <w:r>
-        <w:t>who keeps a bench tidy, a record complete and a schedule kept. The last decade of running</w:t>
+        <w:t>and a schedule kept. The last decade of running property operations on contract sharpened</w:t>
       </w:r>
     </w:p>
     <w:p>
       <w:r>
-        <w:t>property operations on contract sharpened exactly that: inventory, vendor scheduling,</w:t>
+        <w:t>exactly that: inventory, vendor scheduling, compliance paperwork and receipts that</w:t>
       </w:r>
     </w:p>
     <w:p>
       <w:r>
-        <w:t>compliance paperwork and receipts that reconcile.</w:t>
+        <w:t>reconcile.</w:t>
       </w:r>
     </w:p>
     <w:p/>
@@ -498,10 +498,6 @@
     <w:name w:val="Normal"/>
     <w:qFormat/>
     <w:rsid w:val="00FC693F"/>
-    <w:rPr>
-      <w:rFonts w:ascii="Calibri" w:hAnsi="Calibri"/>
-      <w:sz w:val="21"/>
-    </w:rPr>
   </w:style>
   <w:style w:type="paragraph" w:styleId="Header">
     <w:name w:val="header"/>
